--- a/19_Projektdokumentation.docx
+++ b/19_Projektdokumentation.docx
@@ -1,6 +1,6 @@
 
 <file path=word/document.xml><?xml version="1.0" encoding="utf-8"?>
-<w:document xmlns:o="urn:schemas-microsoft-com:office:office" xmlns:r="http://schemas.openxmlformats.org/officeDocument/2006/relationships" xmlns:v="urn:schemas-microsoft-com:vml" xmlns:w="http://schemas.openxmlformats.org/wordprocessingml/2006/main" xmlns:w10="urn:schemas-microsoft-com:office:word" xmlns:wp="http://schemas.openxmlformats.org/drawingml/2006/wordprocessingDrawing" xmlns:wps="http://schemas.microsoft.com/office/word/2010/wordprocessingShape" xmlns:wpg="http://schemas.microsoft.com/office/word/2010/wordprocessingGroup" xmlns:mc="http://schemas.openxmlformats.org/markup-compatibility/2006" xmlns:wp14="http://schemas.microsoft.com/office/word/2010/wordprocessingDrawing" xmlns:w14="http://schemas.microsoft.com/office/word/2010/wordml" xmlns:w15="http://schemas.microsoft.com/office/word/2012/wordml" mc:Ignorable="w14 wp14 w15">
+<w:document xmlns:o="urn:schemas-microsoft-com:office:office" xmlns:r="http://schemas.openxmlformats.org/officeDocument/2006/relationships" xmlns:v="urn:schemas-microsoft-com:vml" xmlns:w="http://schemas.openxmlformats.org/wordprocessingml/2006/main" xmlns:w10="urn:schemas-microsoft-com:office:word" xmlns:wp="http://schemas.openxmlformats.org/drawingml/2006/wordprocessingDrawing" xmlns:pic="http://schemas.openxmlformats.org/drawingml/2006/picture" xmlns:wps="http://schemas.microsoft.com/office/word/2010/wordprocessingShape" xmlns:wpg="http://schemas.microsoft.com/office/word/2010/wordprocessingGroup" xmlns:mc="http://schemas.openxmlformats.org/markup-compatibility/2006" xmlns:wp14="http://schemas.microsoft.com/office/word/2010/wordprocessingDrawing" xmlns:w14="http://schemas.microsoft.com/office/word/2010/wordml" xmlns:w15="http://schemas.microsoft.com/office/word/2012/wordml" mc:Ignorable="w14 wp14 w15">
   <w:body>
     <w:p>
       <w:pPr>
@@ -1462,7 +1462,7 @@
       </w:pPr>
       <w:r>
         <w:rPr/>
-        <w:t>Das Projektumfeld beschreibt die externen und internen Faktoren, die das Projekt beeinflussen könnten. Dazu gehören Stakeholder, Markttrends, technologische Herausforderungen und regulatorische Anforderungen. Ein gutes Verständnis des Projektumfelds hilft dabei, Risiken zu minimieren und Chancen zu maximieren.</w:t>
+        <w:t>Das Projektumfeld beschreibt die externen und internen Faktoren, die das Projekt beeinflussen könnten. Dazu gehören Stakeholder, technologische Herausforderungen und regulatorische Anforderungen. Ein gutes Verständnis des Projektumfelds hilft dabei, Risiken zu minimieren und Chancen zu maximieren.</w:t>
       </w:r>
     </w:p>
     <w:p>
@@ -1508,7 +1508,7 @@
       </w:pPr>
       <w:r>
         <w:rPr/>
-        <w:t>Der Projektplan ist das Herzstück der Projektmanagement-Dokumentation. Er legt den Rahmen für den gesamten Projektverlauf fest und sollte alle Phasen, Meilensteine und Ressourcen umfassen. Hier können auch Verweise auf Anhänge oder ein Pflichtenheft eingefügt werden, die weitere Details bieten.</w:t>
+        <w:t>Der Projektplan ist das Herzstück der Projektmanagement-Dokumentation. Er legt den Rahmen für den gesamten Projektverlauf fest und sollte alle Phasen, Meilensteine und Ressourcen umfassen. Es ist wichtig, dass die Dokumentation in allen Projektphasen einheitlicht ist.</w:t>
       </w:r>
     </w:p>
     <w:p>
@@ -1540,7 +1540,7 @@
       <w:bookmarkEnd w:id="3"/>
       <w:r>
         <w:rPr/>
-        <w:t>IST-Analyse</w:t>
+        <w:t>IST-Analyse (Kann in Pflichtenheft ausgelagert werden)</w:t>
       </w:r>
     </w:p>
     <w:p>
@@ -1550,7 +1550,7 @@
       </w:pPr>
       <w:r>
         <w:rPr/>
-        <w:t>Die IST-Analyse ist eine Bestandsaufnahme des aktuellen Zustands. Sie sollte den aktuellen technologischen Stack, die vorhandenen Ressourcen und eventuelle Schwachstellen identifizieren.</w:t>
+        <w:t xml:space="preserve">Die IST-Analyse ist eine Bestandsaufnahme des aktuellen Zustands. Sie sollte den aktuellen technologischen Stack, die vorhandenen Ressourcen und eventuelle Schwachstellen identifizieren. </w:t>
       </w:r>
     </w:p>
     <w:p>
@@ -1574,7 +1574,7 @@
       <w:bookmarkEnd w:id="4"/>
       <w:r>
         <w:rPr/>
-        <w:t>SOLL-Konzept</w:t>
+        <w:t>SOLL-Konzept (Kann in Pflichtenheft ausgelagert werden)</w:t>
       </w:r>
     </w:p>
     <w:p>
@@ -1584,7 +1584,7 @@
       </w:pPr>
       <w:r>
         <w:rPr/>
-        <w:t>Das SOLL-Konzept listet die spezifischen Anforderungen des Projekts auf, die in Übereinstimmung mit ISO 25010 ausgewählt werden sollten. Dazu können Funktionalität, Zuverlässigkeit, Benutzerfreundlichkeit usw. gehören. Ein Verweis auf ein Pflichtenheft kann hier nützlich sein, um detaillierte Anforderungen zu klären.</w:t>
+        <w:t>Das SOLL-Konzept listet die spezifischen Anforderungen des Projekts auf, die in Übereinstimmung mit ISO 25010 ausgewählt werden sollten. Dazu können Funktionalität, Zuverlässigkeit, Benutzerfreundlichkeit usw. gehören. Wählen sie nur einzelne Anforderungen, die für das Projekt wirklich relevant sind.</w:t>
       </w:r>
     </w:p>
     <w:p>
@@ -2381,7 +2381,7 @@
       </w:pPr>
       <w:r>
         <w:rPr/>
-        <w:t>Die Kostenplanung in einem Ein-Personen-Projekt ist oft einfacher, da weniger externe Ressourcen und Mitarbeiter involviert sind. Dennoch ist eine detaillierte Aufschlüsselung der voraussichtlichen Projektkosten wichtig, um das Budget effektiv zu verwalten.</w:t>
+        <w:t>Die Kostenplanung in einem Ein-Personen-Projekt ist oft einfacher, da weniger externe Ressourcen und Mitarbeiter involviert sind. Es sollten immer (fiktive, aber realistische) Personalkosten angerechnet werden. Dennoch ist eine detaillierte Aufschlüsselung der voraussichtlichen Projektkosten wichtig, um das Budget effektiv zu verwalten.</w:t>
       </w:r>
     </w:p>
     <w:p>
@@ -2499,11 +2499,7 @@
       </w:pPr>
       <w:r>
         <w:rPr/>
-        <w:t xml:space="preserve">Dieser Abschnitt sollte die Teststrategie, die verschiedenen Testfälle und die erwarteten Ergebnisse beschreiben. </w:t>
-      </w:r>
-      <w:r>
-        <w:rPr/>
-        <w:t>Hier sollte auch auf die Testprotokolle verwiesen werden.</w:t>
+        <w:t>Dieser Abschnitt sollte die Teststrategie, die verschiedenen Testfälle und die erwarteten Ergebnisse beschreiben. Hier sollte auch auf die Testprotokolle verwiesen werden.</w:t>
       </w:r>
     </w:p>
     <w:p>
@@ -2621,7 +2617,7 @@
       </w:r>
       <w:r>
         <w:rPr/>
-        <w:t>12</w:t>
+        <w:t>11</w:t>
       </w:r>
       <w:r>
         <w:rPr/>
@@ -2663,7 +2659,7 @@
       </w:pPr>
       <w:r>
         <w:rPr/>
-        <w:t>In einem Ein-Personen-Projekt könnte dieser Abschnitt weniger relevant sein, es sei denn, es gibt externe Stakeholder. In diesem Fall sollte der Kommunikationsplan festlegen, wie und wann mit ihnen kommuniziert wird.</w:t>
+        <w:t>In einem Ein-Personen-Projekt könnte dieser Abschnitt weniger relevant sein, es sei denn, es gibt externe Stakeholder. In diesem Fall sollte der Kommunikationsplan festlegen, wie und wann mit ihnen kommuniziert wird. Als Stakeholder kommt hier vor allem der Ansprechpartner im Praktikumsunternehmen in Frage.</w:t>
       </w:r>
     </w:p>
     <w:p>
@@ -2723,7 +2719,7 @@
       </w:pPr>
       <w:r>
         <w:rPr/>
-        <w:t>In diesem Abschnitt wird bewertet, inwiefern die ursprünglichen Projektziele erreicht wurden. Dies kann quantitativ oder qualitativ erfolgen, je nach den spezifischen Zielen und KPIs des Projekts.</w:t>
+        <w:t>In diesem Abschnitt wird bewertet, inwiefern die ursprünglichen Projektziele erreicht wurden. Dies kann quantitativ oder qualitativ erfolgen, je nach den spezifischen Zielen und KPIs des Projekts. Hier kann auch auf ein Abnahmeprotokoll verwiesen werden.</w:t>
       </w:r>
     </w:p>
     <w:p>
@@ -3036,6 +3032,10 @@
         <w:rPr/>
         <w:t>Testprotokoll</w:t>
       </w:r>
+      <w:r>
+        <w:rPr/>
+        <w:t>e</w:t>
+      </w:r>
     </w:p>
     <w:p>
       <w:pPr>
@@ -3059,7 +3059,7 @@
       </w:pPr>
       <w:r>
         <w:rPr/>
-        <w:t>Gesprächsprotokoll</w:t>
+        <w:t>Gesprächsprotokolle</w:t>
       </w:r>
     </w:p>
     <w:p>
@@ -3070,9 +3070,6 @@
       <w:r>
         <w:rPr/>
         <w:tab/>
-      </w:r>
-      <w:r>
-        <w:rPr/>
         <w:t>Protokolle über Gespräche mit dem Auftraggeber</w:t>
       </w:r>
     </w:p>
@@ -4374,7 +4371,7 @@
   <w:docDefaults>
     <w:rPrDefault>
       <w:rPr>
-        <w:rFonts w:ascii="Cambria" w:hAnsi="Cambria" w:eastAsia="ＭＳ 明朝" w:cs="" w:asciiTheme="minorHAnsi" w:cstheme="minorBidi" w:eastAsiaTheme="minorEastAsia" w:hAnsiTheme="minorHAnsi"/>
+        <w:rFonts w:ascii="Cambria" w:hAnsi="Cambria" w:eastAsia="" w:cs="" w:asciiTheme="minorHAnsi" w:cstheme="minorBidi" w:eastAsiaTheme="minorEastAsia" w:hAnsiTheme="minorHAnsi"/>
         <w:sz w:val="22"/>
         <w:szCs w:val="22"/>
         <w:lang w:val="de-DE" w:eastAsia="en-US" w:bidi="ar-SA"/>
@@ -4767,7 +4764,7 @@
       <w:jc w:val="left"/>
     </w:pPr>
     <w:rPr>
-      <w:rFonts w:ascii="Cambria" w:hAnsi="Cambria" w:eastAsia="ＭＳ 明朝" w:cs="" w:asciiTheme="minorHAnsi" w:cstheme="minorBidi" w:eastAsiaTheme="minorEastAsia" w:hAnsiTheme="minorHAnsi"/>
+      <w:rFonts w:ascii="Cambria" w:hAnsi="Cambria" w:eastAsia="" w:cs="" w:asciiTheme="minorHAnsi" w:cstheme="minorBidi" w:eastAsiaTheme="minorEastAsia" w:hAnsiTheme="minorHAnsi"/>
       <w:color w:val="auto"/>
       <w:kern w:val="0"/>
       <w:sz w:val="22"/>
@@ -4776,7 +4773,7 @@
     </w:rPr>
   </w:style>
   <w:style w:type="paragraph" w:styleId="Heading1">
-    <w:name w:val="Heading 1"/>
+    <w:name w:val="heading 1"/>
     <w:basedOn w:val="Normal"/>
     <w:next w:val="Normal"/>
     <w:link w:val="berschrift1Zchn"/>
@@ -4794,7 +4791,7 @@
       <w:outlineLvl w:val="0"/>
     </w:pPr>
     <w:rPr>
-      <w:rFonts w:ascii="Calibri" w:hAnsi="Calibri" w:eastAsia="ＭＳ ゴシック" w:cs="" w:asciiTheme="majorHAnsi" w:cstheme="majorBidi" w:eastAsiaTheme="majorEastAsia" w:hAnsiTheme="majorHAnsi"/>
+      <w:rFonts w:ascii="Calibri" w:hAnsi="Calibri" w:eastAsia="" w:cs="" w:asciiTheme="majorHAnsi" w:cstheme="majorBidi" w:eastAsiaTheme="majorEastAsia" w:hAnsiTheme="majorHAnsi"/>
       <w:b/>
       <w:bCs/>
       <w:color w:themeColor="accent1" w:themeShade="bf" w:val="365F91"/>
@@ -4803,7 +4800,7 @@
     </w:rPr>
   </w:style>
   <w:style w:type="paragraph" w:styleId="Heading2">
-    <w:name w:val="Heading 2"/>
+    <w:name w:val="heading 2"/>
     <w:basedOn w:val="Normal"/>
     <w:next w:val="Normal"/>
     <w:link w:val="berschrift2Zchn"/>
@@ -4822,7 +4819,7 @@
       <w:outlineLvl w:val="1"/>
     </w:pPr>
     <w:rPr>
-      <w:rFonts w:ascii="Calibri" w:hAnsi="Calibri" w:eastAsia="ＭＳ ゴシック" w:cs="" w:asciiTheme="majorHAnsi" w:cstheme="majorBidi" w:eastAsiaTheme="majorEastAsia" w:hAnsiTheme="majorHAnsi"/>
+      <w:rFonts w:ascii="Calibri" w:hAnsi="Calibri" w:eastAsia="" w:cs="" w:asciiTheme="majorHAnsi" w:cstheme="majorBidi" w:eastAsiaTheme="majorEastAsia" w:hAnsiTheme="majorHAnsi"/>
       <w:b/>
       <w:bCs/>
       <w:color w:themeColor="accent1" w:val="4F81BD"/>
@@ -4831,7 +4828,7 @@
     </w:rPr>
   </w:style>
   <w:style w:type="paragraph" w:styleId="Heading3">
-    <w:name w:val="Heading 3"/>
+    <w:name w:val="heading 3"/>
     <w:basedOn w:val="Normal"/>
     <w:next w:val="Normal"/>
     <w:link w:val="berschrift3Zchn"/>
@@ -4851,14 +4848,14 @@
       <w:outlineLvl w:val="2"/>
     </w:pPr>
     <w:rPr>
-      <w:rFonts w:ascii="Calibri" w:hAnsi="Calibri" w:eastAsia="ＭＳ ゴシック" w:cs="" w:asciiTheme="majorHAnsi" w:cstheme="majorBidi" w:eastAsiaTheme="majorEastAsia" w:hAnsiTheme="majorHAnsi"/>
+      <w:rFonts w:ascii="Calibri" w:hAnsi="Calibri" w:eastAsia="" w:cs="" w:asciiTheme="majorHAnsi" w:cstheme="majorBidi" w:eastAsiaTheme="majorEastAsia" w:hAnsiTheme="majorHAnsi"/>
       <w:b/>
       <w:bCs/>
       <w:color w:themeColor="accent1" w:val="4F81BD"/>
     </w:rPr>
   </w:style>
   <w:style w:type="paragraph" w:styleId="Heading4">
-    <w:name w:val="Heading 4"/>
+    <w:name w:val="heading 4"/>
     <w:basedOn w:val="Normal"/>
     <w:next w:val="Normal"/>
     <w:link w:val="berschrift4Zchn"/>
@@ -4874,7 +4871,7 @@
       <w:outlineLvl w:val="3"/>
     </w:pPr>
     <w:rPr>
-      <w:rFonts w:ascii="Calibri" w:hAnsi="Calibri" w:eastAsia="ＭＳ ゴシック" w:cs="" w:asciiTheme="majorHAnsi" w:cstheme="majorBidi" w:eastAsiaTheme="majorEastAsia" w:hAnsiTheme="majorHAnsi"/>
+      <w:rFonts w:ascii="Calibri" w:hAnsi="Calibri" w:eastAsia="" w:cs="" w:asciiTheme="majorHAnsi" w:cstheme="majorBidi" w:eastAsiaTheme="majorEastAsia" w:hAnsiTheme="majorHAnsi"/>
       <w:b/>
       <w:bCs/>
       <w:i/>
@@ -4883,7 +4880,7 @@
     </w:rPr>
   </w:style>
   <w:style w:type="paragraph" w:styleId="Heading5">
-    <w:name w:val="Heading 5"/>
+    <w:name w:val="heading 5"/>
     <w:basedOn w:val="Normal"/>
     <w:next w:val="Normal"/>
     <w:link w:val="berschrift5Zchn"/>
@@ -4899,12 +4896,12 @@
       <w:outlineLvl w:val="4"/>
     </w:pPr>
     <w:rPr>
-      <w:rFonts w:ascii="Calibri" w:hAnsi="Calibri" w:eastAsia="ＭＳ ゴシック" w:cs="" w:asciiTheme="majorHAnsi" w:cstheme="majorBidi" w:eastAsiaTheme="majorEastAsia" w:hAnsiTheme="majorHAnsi"/>
+      <w:rFonts w:ascii="Calibri" w:hAnsi="Calibri" w:eastAsia="" w:cs="" w:asciiTheme="majorHAnsi" w:cstheme="majorBidi" w:eastAsiaTheme="majorEastAsia" w:hAnsiTheme="majorHAnsi"/>
       <w:color w:themeColor="accent1" w:themeShade="7f" w:val="243F60"/>
     </w:rPr>
   </w:style>
   <w:style w:type="paragraph" w:styleId="Heading6">
-    <w:name w:val="Heading 6"/>
+    <w:name w:val="heading 6"/>
     <w:basedOn w:val="Normal"/>
     <w:next w:val="Normal"/>
     <w:link w:val="berschrift6Zchn"/>
@@ -4920,14 +4917,14 @@
       <w:outlineLvl w:val="5"/>
     </w:pPr>
     <w:rPr>
-      <w:rFonts w:ascii="Calibri" w:hAnsi="Calibri" w:eastAsia="ＭＳ ゴシック" w:cs="" w:asciiTheme="majorHAnsi" w:cstheme="majorBidi" w:eastAsiaTheme="majorEastAsia" w:hAnsiTheme="majorHAnsi"/>
+      <w:rFonts w:ascii="Calibri" w:hAnsi="Calibri" w:eastAsia="" w:cs="" w:asciiTheme="majorHAnsi" w:cstheme="majorBidi" w:eastAsiaTheme="majorEastAsia" w:hAnsiTheme="majorHAnsi"/>
       <w:i/>
       <w:iCs/>
       <w:color w:themeColor="accent1" w:themeShade="7f" w:val="243F60"/>
     </w:rPr>
   </w:style>
   <w:style w:type="paragraph" w:styleId="Heading7">
-    <w:name w:val="Heading 7"/>
+    <w:name w:val="heading 7"/>
     <w:basedOn w:val="Normal"/>
     <w:next w:val="Normal"/>
     <w:link w:val="berschrift7Zchn"/>
@@ -4943,14 +4940,14 @@
       <w:outlineLvl w:val="6"/>
     </w:pPr>
     <w:rPr>
-      <w:rFonts w:ascii="Calibri" w:hAnsi="Calibri" w:eastAsia="ＭＳ ゴシック" w:cs="" w:asciiTheme="majorHAnsi" w:cstheme="majorBidi" w:eastAsiaTheme="majorEastAsia" w:hAnsiTheme="majorHAnsi"/>
+      <w:rFonts w:ascii="Calibri" w:hAnsi="Calibri" w:eastAsia="" w:cs="" w:asciiTheme="majorHAnsi" w:cstheme="majorBidi" w:eastAsiaTheme="majorEastAsia" w:hAnsiTheme="majorHAnsi"/>
       <w:i/>
       <w:iCs/>
       <w:color w:themeColor="text1" w:themeTint="bf" w:val="404040"/>
     </w:rPr>
   </w:style>
   <w:style w:type="paragraph" w:styleId="Heading8">
-    <w:name w:val="Heading 8"/>
+    <w:name w:val="heading 8"/>
     <w:basedOn w:val="Normal"/>
     <w:next w:val="Normal"/>
     <w:link w:val="berschrift8Zchn"/>
@@ -4966,14 +4963,14 @@
       <w:outlineLvl w:val="7"/>
     </w:pPr>
     <w:rPr>
-      <w:rFonts w:ascii="Calibri" w:hAnsi="Calibri" w:eastAsia="ＭＳ ゴシック" w:cs="" w:asciiTheme="majorHAnsi" w:cstheme="majorBidi" w:eastAsiaTheme="majorEastAsia" w:hAnsiTheme="majorHAnsi"/>
+      <w:rFonts w:ascii="Calibri" w:hAnsi="Calibri" w:eastAsia="" w:cs="" w:asciiTheme="majorHAnsi" w:cstheme="majorBidi" w:eastAsiaTheme="majorEastAsia" w:hAnsiTheme="majorHAnsi"/>
       <w:color w:themeColor="accent1" w:val="4F81BD"/>
       <w:sz w:val="20"/>
       <w:szCs w:val="20"/>
     </w:rPr>
   </w:style>
   <w:style w:type="paragraph" w:styleId="Heading9">
-    <w:name w:val="Heading 9"/>
+    <w:name w:val="heading 9"/>
     <w:basedOn w:val="Normal"/>
     <w:next w:val="Normal"/>
     <w:link w:val="berschrift9Zchn"/>
@@ -4989,7 +4986,7 @@
       <w:outlineLvl w:val="8"/>
     </w:pPr>
     <w:rPr>
-      <w:rFonts w:ascii="Calibri" w:hAnsi="Calibri" w:eastAsia="ＭＳ ゴシック" w:cs="" w:asciiTheme="majorHAnsi" w:cstheme="majorBidi" w:eastAsiaTheme="majorEastAsia" w:hAnsiTheme="majorHAnsi"/>
+      <w:rFonts w:ascii="Calibri" w:hAnsi="Calibri" w:eastAsia="" w:cs="" w:asciiTheme="majorHAnsi" w:cstheme="majorBidi" w:eastAsiaTheme="majorEastAsia" w:hAnsiTheme="majorHAnsi"/>
       <w:i/>
       <w:iCs/>
       <w:color w:themeColor="text1" w:themeTint="bf" w:val="404040"/>
@@ -5028,7 +5025,7 @@
     <w:qFormat/>
     <w:rsid w:val="00fc693f"/>
     <w:rPr>
-      <w:rFonts w:ascii="Calibri" w:hAnsi="Calibri" w:eastAsia="ＭＳ ゴシック" w:cs="" w:asciiTheme="majorHAnsi" w:cstheme="majorBidi" w:eastAsiaTheme="majorEastAsia" w:hAnsiTheme="majorHAnsi"/>
+      <w:rFonts w:ascii="Calibri" w:hAnsi="Calibri" w:eastAsia="" w:cs="" w:asciiTheme="majorHAnsi" w:cstheme="majorBidi" w:eastAsiaTheme="majorEastAsia" w:hAnsiTheme="majorHAnsi"/>
       <w:b/>
       <w:bCs/>
       <w:color w:themeColor="accent1" w:themeShade="bf" w:val="365F91"/>
@@ -5043,7 +5040,7 @@
     <w:qFormat/>
     <w:rsid w:val="00fc693f"/>
     <w:rPr>
-      <w:rFonts w:ascii="Calibri" w:hAnsi="Calibri" w:eastAsia="ＭＳ ゴシック" w:cs="" w:asciiTheme="majorHAnsi" w:cstheme="majorBidi" w:eastAsiaTheme="majorEastAsia" w:hAnsiTheme="majorHAnsi"/>
+      <w:rFonts w:ascii="Calibri" w:hAnsi="Calibri" w:eastAsia="" w:cs="" w:asciiTheme="majorHAnsi" w:cstheme="majorBidi" w:eastAsiaTheme="majorEastAsia" w:hAnsiTheme="majorHAnsi"/>
       <w:b/>
       <w:bCs/>
       <w:color w:themeColor="accent1" w:val="4F81BD"/>
@@ -5058,7 +5055,7 @@
     <w:qFormat/>
     <w:rsid w:val="00fc693f"/>
     <w:rPr>
-      <w:rFonts w:ascii="Calibri" w:hAnsi="Calibri" w:eastAsia="ＭＳ ゴシック" w:cs="" w:asciiTheme="majorHAnsi" w:cstheme="majorBidi" w:eastAsiaTheme="majorEastAsia" w:hAnsiTheme="majorHAnsi"/>
+      <w:rFonts w:ascii="Calibri" w:hAnsi="Calibri" w:eastAsia="" w:cs="" w:asciiTheme="majorHAnsi" w:cstheme="majorBidi" w:eastAsiaTheme="majorEastAsia" w:hAnsiTheme="majorHAnsi"/>
       <w:b/>
       <w:bCs/>
       <w:color w:themeColor="accent1" w:val="4F81BD"/>
@@ -5071,7 +5068,7 @@
     <w:qFormat/>
     <w:rsid w:val="00fc693f"/>
     <w:rPr>
-      <w:rFonts w:ascii="Calibri" w:hAnsi="Calibri" w:eastAsia="ＭＳ ゴシック" w:cs="" w:asciiTheme="majorHAnsi" w:cstheme="majorBidi" w:eastAsiaTheme="majorEastAsia" w:hAnsiTheme="majorHAnsi"/>
+      <w:rFonts w:ascii="Calibri" w:hAnsi="Calibri" w:eastAsia="" w:cs="" w:asciiTheme="majorHAnsi" w:cstheme="majorBidi" w:eastAsiaTheme="majorEastAsia" w:hAnsiTheme="majorHAnsi"/>
       <w:color w:themeColor="text2" w:themeShade="bf" w:val="17365D"/>
       <w:spacing w:val="5"/>
       <w:kern w:val="2"/>
@@ -5086,7 +5083,7 @@
     <w:qFormat/>
     <w:rsid w:val="00fc693f"/>
     <w:rPr>
-      <w:rFonts w:ascii="Calibri" w:hAnsi="Calibri" w:eastAsia="ＭＳ ゴシック" w:cs="" w:asciiTheme="majorHAnsi" w:cstheme="majorBidi" w:eastAsiaTheme="majorEastAsia" w:hAnsiTheme="majorHAnsi"/>
+      <w:rFonts w:ascii="Calibri" w:hAnsi="Calibri" w:eastAsia="" w:cs="" w:asciiTheme="majorHAnsi" w:cstheme="majorBidi" w:eastAsiaTheme="majorEastAsia" w:hAnsiTheme="majorHAnsi"/>
       <w:i/>
       <w:iCs/>
       <w:color w:themeColor="accent1" w:val="4F81BD"/>
@@ -5127,7 +5124,7 @@
   <w:style w:type="character" w:styleId="MakrotextZchn" w:customStyle="1">
     <w:name w:val="Makrotext Zchn"/>
     <w:basedOn w:val="DefaultParagraphFont"/>
-    <w:link w:val="macro"/>
+    <w:link w:val="MacroText"/>
     <w:uiPriority w:val="99"/>
     <w:qFormat/>
     <w:rsid w:val="0029639d"/>
@@ -5158,7 +5155,7 @@
     <w:qFormat/>
     <w:rsid w:val="00fc693f"/>
     <w:rPr>
-      <w:rFonts w:ascii="Calibri" w:hAnsi="Calibri" w:eastAsia="ＭＳ ゴシック" w:cs="" w:asciiTheme="majorHAnsi" w:cstheme="majorBidi" w:eastAsiaTheme="majorEastAsia" w:hAnsiTheme="majorHAnsi"/>
+      <w:rFonts w:ascii="Calibri" w:hAnsi="Calibri" w:eastAsia="" w:cs="" w:asciiTheme="majorHAnsi" w:cstheme="majorBidi" w:eastAsiaTheme="majorEastAsia" w:hAnsiTheme="majorHAnsi"/>
       <w:b/>
       <w:bCs/>
       <w:i/>
@@ -5174,7 +5171,7 @@
     <w:qFormat/>
     <w:rsid w:val="00fc693f"/>
     <w:rPr>
-      <w:rFonts w:ascii="Calibri" w:hAnsi="Calibri" w:eastAsia="ＭＳ ゴシック" w:cs="" w:asciiTheme="majorHAnsi" w:cstheme="majorBidi" w:eastAsiaTheme="majorEastAsia" w:hAnsiTheme="majorHAnsi"/>
+      <w:rFonts w:ascii="Calibri" w:hAnsi="Calibri" w:eastAsia="" w:cs="" w:asciiTheme="majorHAnsi" w:cstheme="majorBidi" w:eastAsiaTheme="majorEastAsia" w:hAnsiTheme="majorHAnsi"/>
       <w:color w:themeColor="accent1" w:themeShade="7f" w:val="243F60"/>
     </w:rPr>
   </w:style>
@@ -5186,7 +5183,7 @@
     <w:qFormat/>
     <w:rsid w:val="00fc693f"/>
     <w:rPr>
-      <w:rFonts w:ascii="Calibri" w:hAnsi="Calibri" w:eastAsia="ＭＳ ゴシック" w:cs="" w:asciiTheme="majorHAnsi" w:cstheme="majorBidi" w:eastAsiaTheme="majorEastAsia" w:hAnsiTheme="majorHAnsi"/>
+      <w:rFonts w:ascii="Calibri" w:hAnsi="Calibri" w:eastAsia="" w:cs="" w:asciiTheme="majorHAnsi" w:cstheme="majorBidi" w:eastAsiaTheme="majorEastAsia" w:hAnsiTheme="majorHAnsi"/>
       <w:i/>
       <w:iCs/>
       <w:color w:themeColor="accent1" w:themeShade="7f" w:val="243F60"/>
@@ -5200,7 +5197,7 @@
     <w:qFormat/>
     <w:rsid w:val="00fc693f"/>
     <w:rPr>
-      <w:rFonts w:ascii="Calibri" w:hAnsi="Calibri" w:eastAsia="ＭＳ ゴシック" w:cs="" w:asciiTheme="majorHAnsi" w:cstheme="majorBidi" w:eastAsiaTheme="majorEastAsia" w:hAnsiTheme="majorHAnsi"/>
+      <w:rFonts w:ascii="Calibri" w:hAnsi="Calibri" w:eastAsia="" w:cs="" w:asciiTheme="majorHAnsi" w:cstheme="majorBidi" w:eastAsiaTheme="majorEastAsia" w:hAnsiTheme="majorHAnsi"/>
       <w:i/>
       <w:iCs/>
       <w:color w:themeColor="text1" w:themeTint="bf" w:val="404040"/>
@@ -5214,7 +5211,7 @@
     <w:qFormat/>
     <w:rsid w:val="00fc693f"/>
     <w:rPr>
-      <w:rFonts w:ascii="Calibri" w:hAnsi="Calibri" w:eastAsia="ＭＳ ゴシック" w:cs="" w:asciiTheme="majorHAnsi" w:cstheme="majorBidi" w:eastAsiaTheme="majorEastAsia" w:hAnsiTheme="majorHAnsi"/>
+      <w:rFonts w:ascii="Calibri" w:hAnsi="Calibri" w:eastAsia="" w:cs="" w:asciiTheme="majorHAnsi" w:cstheme="majorBidi" w:eastAsiaTheme="majorEastAsia" w:hAnsiTheme="majorHAnsi"/>
       <w:color w:themeColor="accent1" w:val="4F81BD"/>
       <w:sz w:val="20"/>
       <w:szCs w:val="20"/>
@@ -5228,7 +5225,7 @@
     <w:qFormat/>
     <w:rsid w:val="00fc693f"/>
     <w:rPr>
-      <w:rFonts w:ascii="Calibri" w:hAnsi="Calibri" w:eastAsia="ＭＳ ゴシック" w:cs="" w:asciiTheme="majorHAnsi" w:cstheme="majorBidi" w:eastAsiaTheme="majorEastAsia" w:hAnsiTheme="majorHAnsi"/>
+      <w:rFonts w:ascii="Calibri" w:hAnsi="Calibri" w:eastAsia="" w:cs="" w:asciiTheme="majorHAnsi" w:cstheme="majorBidi" w:eastAsiaTheme="majorEastAsia" w:hAnsiTheme="majorHAnsi"/>
       <w:i/>
       <w:iCs/>
       <w:color w:themeColor="text1" w:themeTint="bf" w:val="404040"/>
@@ -5360,6 +5357,33 @@
       <w:rFonts w:ascii="OpenSymbol" w:hAnsi="OpenSymbol" w:eastAsia="OpenSymbol" w:cs="OpenSymbol"/>
     </w:rPr>
   </w:style>
+  <w:style w:type="character" w:styleId="Verzeichnissprunguser">
+    <w:name w:val="Verzeichnissprung (user)"/>
+    <w:qFormat/>
+    <w:rPr/>
+  </w:style>
+  <w:style w:type="character" w:styleId="Funotenzeichen">
+    <w:name w:val="Fußnotenzeichen"/>
+    <w:qFormat/>
+    <w:rPr/>
+  </w:style>
+  <w:style w:type="character" w:styleId="FootnoteReference">
+    <w:name w:val="footnote reference"/>
+    <w:rPr>
+      <w:vertAlign w:val="superscript"/>
+    </w:rPr>
+  </w:style>
+  <w:style w:type="character" w:styleId="Endnotenzeichen">
+    <w:name w:val="Endnotenzeichen"/>
+    <w:qFormat/>
+    <w:rPr/>
+  </w:style>
+  <w:style w:type="character" w:styleId="EndnoteReference">
+    <w:name w:val="endnote reference"/>
+    <w:rPr>
+      <w:vertAlign w:val="superscript"/>
+    </w:rPr>
+  </w:style>
   <w:style w:type="paragraph" w:styleId="berschrift" w:customStyle="1">
     <w:name w:val="Überschrift"/>
     <w:basedOn w:val="Normal"/>
@@ -5401,7 +5425,7 @@
     <w:rPr/>
   </w:style>
   <w:style w:type="paragraph" w:styleId="Caption">
-    <w:name w:val="Caption"/>
+    <w:name w:val="caption"/>
     <w:basedOn w:val="Normal"/>
     <w:next w:val="Normal"/>
     <w:uiPriority w:val="35"/>
@@ -5431,6 +5455,32 @@
       <w:rFonts w:cs="Lucida Sans"/>
     </w:rPr>
   </w:style>
+  <w:style w:type="paragraph" w:styleId="berschriftuser">
+    <w:name w:val="Überschrift (user)"/>
+    <w:basedOn w:val="Normal"/>
+    <w:next w:val="BodyText"/>
+    <w:qFormat/>
+    <w:pPr>
+      <w:keepNext w:val="true"/>
+      <w:spacing w:before="240" w:after="120"/>
+    </w:pPr>
+    <w:rPr>
+      <w:rFonts w:ascii="Liberation Sans" w:hAnsi="Liberation Sans" w:eastAsia="Noto Sans CJK SC" w:cs="FreeSans"/>
+      <w:sz w:val="28"/>
+      <w:szCs w:val="28"/>
+    </w:rPr>
+  </w:style>
+  <w:style w:type="paragraph" w:styleId="Verzeichnisuser">
+    <w:name w:val="Verzeichnis (user)"/>
+    <w:basedOn w:val="Normal"/>
+    <w:qFormat/>
+    <w:pPr>
+      <w:suppressLineNumbers/>
+    </w:pPr>
+    <w:rPr>
+      <w:rFonts w:cs="FreeSans"/>
+    </w:rPr>
+  </w:style>
   <w:style w:type="paragraph" w:styleId="Kopf-undFuzeile" w:customStyle="1">
     <w:name w:val="Kopf- und Fußzeile"/>
     <w:basedOn w:val="Normal"/>
@@ -5445,8 +5495,15 @@
     <w:pPr/>
     <w:rPr/>
   </w:style>
+  <w:style w:type="paragraph" w:styleId="Kopf-Fuzeileuser">
+    <w:name w:val="Kopf-/Fußzeile (user)"/>
+    <w:basedOn w:val="Normal"/>
+    <w:qFormat/>
+    <w:pPr/>
+    <w:rPr/>
+  </w:style>
   <w:style w:type="paragraph" w:styleId="Header">
-    <w:name w:val="Header"/>
+    <w:name w:val="header"/>
     <w:basedOn w:val="Normal"/>
     <w:link w:val="KopfzeileZchn"/>
     <w:uiPriority w:val="99"/>
@@ -5463,7 +5520,7 @@
     <w:rPr/>
   </w:style>
   <w:style w:type="paragraph" w:styleId="Footer">
-    <w:name w:val="Footer"/>
+    <w:name w:val="footer"/>
     <w:basedOn w:val="Normal"/>
     <w:link w:val="FuzeileZchn"/>
     <w:uiPriority w:val="99"/>
@@ -5492,7 +5549,7 @@
       <w:jc w:val="left"/>
     </w:pPr>
     <w:rPr>
-      <w:rFonts w:ascii="Cambria" w:hAnsi="Cambria" w:eastAsia="ＭＳ 明朝" w:cs="" w:asciiTheme="minorHAnsi" w:cstheme="minorBidi" w:eastAsiaTheme="minorEastAsia" w:hAnsiTheme="minorHAnsi"/>
+      <w:rFonts w:ascii="Cambria" w:hAnsi="Cambria" w:eastAsia="" w:cs="" w:asciiTheme="minorHAnsi" w:cstheme="minorBidi" w:eastAsiaTheme="minorEastAsia" w:hAnsiTheme="minorHAnsi"/>
       <w:color w:val="auto"/>
       <w:kern w:val="0"/>
       <w:sz w:val="22"/>
@@ -5516,7 +5573,7 @@
       <w:contextualSpacing/>
     </w:pPr>
     <w:rPr>
-      <w:rFonts w:ascii="Calibri" w:hAnsi="Calibri" w:eastAsia="ＭＳ ゴシック" w:cs="" w:asciiTheme="majorHAnsi" w:cstheme="majorBidi" w:eastAsiaTheme="majorEastAsia" w:hAnsiTheme="majorHAnsi"/>
+      <w:rFonts w:ascii="Calibri" w:hAnsi="Calibri" w:eastAsia="" w:cs="" w:asciiTheme="majorHAnsi" w:cstheme="majorBidi" w:eastAsiaTheme="majorEastAsia" w:hAnsiTheme="majorHAnsi"/>
       <w:color w:themeColor="text2" w:themeShade="bf" w:val="17365D"/>
       <w:spacing w:val="5"/>
       <w:kern w:val="2"/>
@@ -5534,7 +5591,7 @@
     <w:rsid w:val="00fc693f"/>
     <w:pPr/>
     <w:rPr>
-      <w:rFonts w:ascii="Calibri" w:hAnsi="Calibri" w:eastAsia="ＭＳ ゴシック" w:cs="" w:asciiTheme="majorHAnsi" w:cstheme="majorBidi" w:eastAsiaTheme="majorEastAsia" w:hAnsiTheme="majorHAnsi"/>
+      <w:rFonts w:ascii="Calibri" w:hAnsi="Calibri" w:eastAsia="" w:cs="" w:asciiTheme="majorHAnsi" w:cstheme="majorBidi" w:eastAsiaTheme="majorEastAsia" w:hAnsiTheme="majorHAnsi"/>
       <w:i/>
       <w:iCs/>
       <w:color w:themeColor="accent1" w:val="4F81BD"/>
@@ -5743,7 +5800,7 @@
     </w:pPr>
     <w:rPr/>
   </w:style>
-  <w:style w:type="paragraph" w:styleId="macro">
+  <w:style w:type="paragraph" w:styleId="MacroText">
     <w:name w:val="macro"/>
     <w:link w:val="MakrotextZchn"/>
     <w:uiPriority w:val="99"/>
@@ -5768,7 +5825,7 @@
       <w:jc w:val="left"/>
     </w:pPr>
     <w:rPr>
-      <w:rFonts w:ascii="Courier" w:hAnsi="Courier" w:eastAsia="ＭＳ 明朝" w:cs="" w:cstheme="minorBidi" w:eastAsiaTheme="minorEastAsia"/>
+      <w:rFonts w:ascii="Courier" w:hAnsi="Courier" w:eastAsia="" w:cs="" w:cstheme="minorBidi" w:eastAsiaTheme="minorEastAsia"/>
       <w:color w:val="auto"/>
       <w:kern w:val="0"/>
       <w:sz w:val="20"/>
@@ -5815,7 +5872,7 @@
     </w:rPr>
   </w:style>
   <w:style w:type="paragraph" w:styleId="IndexHeading">
-    <w:name w:val="Index Heading"/>
+    <w:name w:val="index heading"/>
     <w:basedOn w:val="berschrift"/>
     <w:qFormat/>
     <w:pPr/>
@@ -5840,7 +5897,7 @@
     <w:rPr/>
   </w:style>
   <w:style w:type="paragraph" w:styleId="TOC1">
-    <w:name w:val="TOC 1"/>
+    <w:name w:val="toc 1"/>
     <w:basedOn w:val="Verzeichnis"/>
     <w:pPr>
       <w:tabs>
@@ -5851,7 +5908,7 @@
     <w:rPr/>
   </w:style>
   <w:style w:type="paragraph" w:styleId="TOC2">
-    <w:name w:val="TOC 2"/>
+    <w:name w:val="toc 2"/>
     <w:basedOn w:val="Verzeichnis"/>
     <w:pPr>
       <w:tabs>
@@ -5863,7 +5920,7 @@
     <w:rPr/>
   </w:style>
   <w:style w:type="paragraph" w:styleId="TOC3">
-    <w:name w:val="TOC 3"/>
+    <w:name w:val="toc 3"/>
     <w:basedOn w:val="Verzeichnis"/>
     <w:pPr>
       <w:tabs>
@@ -5912,37 +5969,37 @@
     <w:rPr/>
   </w:style>
   <w:style w:type="paragraph" w:styleId="TOC4">
-    <w:name w:val="TOC 4"/>
+    <w:name w:val="toc 4"/>
     <w:basedOn w:val="Verzeichnis"/>
     <w:pPr/>
     <w:rPr/>
   </w:style>
   <w:style w:type="paragraph" w:styleId="TOC5">
-    <w:name w:val="TOC 5"/>
+    <w:name w:val="toc 5"/>
     <w:basedOn w:val="Verzeichnis"/>
     <w:pPr/>
     <w:rPr/>
   </w:style>
   <w:style w:type="paragraph" w:styleId="TOC6">
-    <w:name w:val="TOC 6"/>
+    <w:name w:val="toc 6"/>
     <w:basedOn w:val="Verzeichnis"/>
     <w:pPr/>
     <w:rPr/>
   </w:style>
   <w:style w:type="paragraph" w:styleId="TOC7">
-    <w:name w:val="TOC 7"/>
+    <w:name w:val="toc 7"/>
     <w:basedOn w:val="Verzeichnis"/>
     <w:pPr/>
     <w:rPr/>
   </w:style>
   <w:style w:type="paragraph" w:styleId="TOC8">
-    <w:name w:val="TOC 8"/>
+    <w:name w:val="toc 8"/>
     <w:basedOn w:val="Verzeichnis"/>
     <w:pPr/>
     <w:rPr/>
   </w:style>
   <w:style w:type="paragraph" w:styleId="TOC9">
-    <w:name w:val="TOC 9"/>
+    <w:name w:val="toc 9"/>
     <w:basedOn w:val="Verzeichnis"/>
     <w:pPr/>
     <w:rPr/>
@@ -5967,6 +6024,30 @@
       <w:szCs w:val="18"/>
     </w:rPr>
   </w:style>
+  <w:style w:type="paragraph" w:styleId="FootnoteText">
+    <w:name w:val="footnote text"/>
+    <w:basedOn w:val="Normal"/>
+    <w:pPr>
+      <w:suppressLineNumbers/>
+      <w:ind w:hanging="340" w:left="340"/>
+    </w:pPr>
+    <w:rPr>
+      <w:sz w:val="20"/>
+      <w:szCs w:val="20"/>
+    </w:rPr>
+  </w:style>
+  <w:style w:type="paragraph" w:styleId="EndnoteText">
+    <w:name w:val="endnote text"/>
+    <w:basedOn w:val="Normal"/>
+    <w:pPr>
+      <w:suppressLineNumbers/>
+      <w:ind w:hanging="340" w:left="340"/>
+    </w:pPr>
+    <w:rPr>
+      <w:sz w:val="20"/>
+      <w:szCs w:val="20"/>
+    </w:rPr>
+  </w:style>
   <w:style w:type="numbering" w:styleId="KeineListe" w:default="1">
     <w:name w:val="Keine Liste"/>
     <w:uiPriority w:val="99"/>
@@ -8841,7 +8922,6 @@
       <w:pPr>
         <w:spacing w:before="0" w:after="0" w:line="240" w:lineRule="auto"/>
       </w:pPr>
-      <w:rPr/>
       <w:tblPr/>
       <w:tcPr>
         <w:tcBorders>
@@ -8978,7 +9058,6 @@
       <w:pPr>
         <w:spacing w:before="0" w:after="0" w:line="240" w:lineRule="auto"/>
       </w:pPr>
-      <w:rPr/>
       <w:tblPr/>
       <w:tcPr>
         <w:tcBorders>
@@ -9115,7 +9194,6 @@
       <w:pPr>
         <w:spacing w:before="0" w:after="0" w:line="240" w:lineRule="auto"/>
       </w:pPr>
-      <w:rPr/>
       <w:tblPr/>
       <w:tcPr>
         <w:tcBorders>
@@ -9252,7 +9330,6 @@
       <w:pPr>
         <w:spacing w:before="0" w:after="0" w:line="240" w:lineRule="auto"/>
       </w:pPr>
-      <w:rPr/>
       <w:tblPr/>
       <w:tcPr>
         <w:tcBorders>
@@ -9389,7 +9466,6 @@
       <w:pPr>
         <w:spacing w:before="0" w:after="0" w:line="240" w:lineRule="auto"/>
       </w:pPr>
-      <w:rPr/>
       <w:tblPr/>
       <w:tcPr>
         <w:tcBorders>
@@ -9526,7 +9602,6 @@
       <w:pPr>
         <w:spacing w:before="0" w:after="0" w:line="240" w:lineRule="auto"/>
       </w:pPr>
-      <w:rPr/>
       <w:tblPr/>
       <w:tcPr>
         <w:tcBorders>
@@ -9663,7 +9738,6 @@
       <w:pPr>
         <w:spacing w:before="0" w:after="0" w:line="240" w:lineRule="auto"/>
       </w:pPr>
-      <w:rPr/>
       <w:tblPr/>
       <w:tcPr>
         <w:tcBorders>
